--- a/NZ_macro/NZ Macro chapter full.docx
+++ b/NZ_macro/NZ Macro chapter full.docx
@@ -8063,7 +8063,6 @@
           <w:lang w:val="en-US"/>
         </w:rPr>
       </w:pPr>
-      <w:commentRangeStart w:id="5"/>
       <w:r>
         <w:rPr>
           <w:b/>
@@ -8072,18 +8071,6 @@
         </w:rPr>
         <w:lastRenderedPageBreak/>
         <w:t>References</w:t>
-      </w:r>
-      <w:commentRangeEnd w:id="5"/>
-      <w:r>
-        <w:rPr>
-          <w:rStyle w:val="CommentReference"/>
-          <w:b/>
-          <w:bCs/>
-          <w:sz w:val="24"/>
-          <w:szCs w:val="24"/>
-          <w:lang w:val="en-US"/>
-        </w:rPr>
-        <w:commentReference w:id="5"/>
       </w:r>
     </w:p>
     <w:p>
@@ -9764,22 +9751,6 @@
       </w:r>
     </w:p>
   </w:comment>
-  <w:comment w:id="5" w:author="Matt Nolan" w:date="2026-02-01T15:05:00Z" w:initials="MN">
-    <w:p>
-      <w:pPr>
-        <w:pStyle w:val="CommentText"/>
-      </w:pPr>
-      <w:r>
-        <w:rPr>
-          <w:rStyle w:val="CommentReference"/>
-        </w:rPr>
-        <w:annotationRef/>
-      </w:r>
-      <w:r>
-        <w:t>Most of these references were hyperlinked in the prior draft - apologises that this wasn’t clear when sent around.</w:t>
-      </w:r>
-    </w:p>
-  </w:comment>
 </w:comments>
 </file>
 
@@ -9788,7 +9759,6 @@
   <w15:commentEx w15:paraId="07418603" w15:done="0"/>
   <w15:commentEx w15:paraId="29C9CD04" w15:done="0"/>
   <w15:commentEx w15:paraId="3A299B48" w15:paraIdParent="29C9CD04" w15:done="0"/>
-  <w15:commentEx w15:paraId="1B4F57B3" w15:done="0"/>
 </w15:commentsEx>
 </file>
 
@@ -9797,7 +9767,6 @@
   <w16cex:commentExtensible w16cex:durableId="5483DFDD" w16cex:dateUtc="2026-02-01T22:08:00Z"/>
   <w16cex:commentExtensible w16cex:durableId="3DA5C524" w16cex:dateUtc="2026-02-01T21:59:00Z"/>
   <w16cex:commentExtensible w16cex:durableId="2240C11F" w16cex:dateUtc="2026-02-01T22:04:00Z"/>
-  <w16cex:commentExtensible w16cex:durableId="56BFF687" w16cex:dateUtc="2026-02-01T04:05:00Z"/>
 </w16cex:commentsExtensible>
 </file>
 
@@ -9806,7 +9775,6 @@
   <w16cid:commentId w16cid:paraId="07418603" w16cid:durableId="5483DFDD"/>
   <w16cid:commentId w16cid:paraId="29C9CD04" w16cid:durableId="3DA5C524"/>
   <w16cid:commentId w16cid:paraId="3A299B48" w16cid:durableId="2240C11F"/>
-  <w16cid:commentId w16cid:paraId="1B4F57B3" w16cid:durableId="56BFF687"/>
 </w16cid:commentsIds>
 </file>
 
@@ -11447,19 +11415,6 @@
 </file>
 
 <file path=customXml/item1.xml><?xml version="1.0" encoding="utf-8"?>
-<b:Sources xmlns:b="http://schemas.openxmlformats.org/officeDocument/2006/bibliography" xmlns="http://schemas.openxmlformats.org/officeDocument/2006/bibliography" SelectedStyle="\APASixthEditionOfficeOnline.xsl" StyleName="APA" Version="6"/>
-</file>
-
-<file path=customXml/item2.xml><?xml version="1.0" encoding="utf-8"?>
-<?mso-contentType ?>
-<FormTemplates xmlns="http://schemas.microsoft.com/sharepoint/v3/contenttype/forms">
-  <Display>DocumentLibraryForm</Display>
-  <Edit>DocumentLibraryForm</Edit>
-  <New>DocumentLibraryForm</New>
-</FormTemplates>
-</file>
-
-<file path=customXml/item3.xml><?xml version="1.0" encoding="utf-8"?>
 <p:properties xmlns:p="http://schemas.microsoft.com/office/2006/metadata/properties" xmlns:xsi="http://www.w3.org/2001/XMLSchema-instance" xmlns:pc="http://schemas.microsoft.com/office/infopath/2007/PartnerControls">
   <documentManagement>
     <_activity xmlns="213cffc4-b81d-43d6-b489-afcfd643b54e" xsi:nil="true"/>
@@ -11467,7 +11422,11 @@
 </p:properties>
 </file>
 
-<file path=customXml/item4.xml><?xml version="1.0" encoding="utf-8"?>
+<file path=customXml/item2.xml><?xml version="1.0" encoding="utf-8"?>
+<b:Sources xmlns:b="http://schemas.openxmlformats.org/officeDocument/2006/bibliography" xmlns="http://schemas.openxmlformats.org/officeDocument/2006/bibliography" SelectedStyle="\APASixthEditionOfficeOnline.xsl" StyleName="APA" Version="6"/>
+</file>
+
+<file path=customXml/item3.xml><?xml version="1.0" encoding="utf-8"?>
 <ct:contentTypeSchema xmlns:ct="http://schemas.microsoft.com/office/2006/metadata/contentType" xmlns:ma="http://schemas.microsoft.com/office/2006/metadata/properties/metaAttributes" ct:_="" ma:_="" ma:contentTypeName="Document" ma:contentTypeID="0x01010030F4E1A8CD969F42A567F6DCADBCB7C7" ma:contentTypeVersion="18" ma:contentTypeDescription="Create a new document." ma:contentTypeScope="" ma:versionID="840b0fe4bc33acb7326d1953a2a8de68">
   <xsd:schema xmlns:xsd="http://www.w3.org/2001/XMLSchema" xmlns:xs="http://www.w3.org/2001/XMLSchema" xmlns:p="http://schemas.microsoft.com/office/2006/metadata/properties" xmlns:ns3="213cffc4-b81d-43d6-b489-afcfd643b54e" xmlns:ns4="d7ce5baa-1e77-43c1-8165-17732ebf389f" targetNamespace="http://schemas.microsoft.com/office/2006/metadata/properties" ma:root="true" ma:fieldsID="188ee8853f4b4bb04c505836f497bc19" ns3:_="" ns4:_="">
     <xsd:import namespace="213cffc4-b81d-43d6-b489-afcfd643b54e"/>
@@ -11720,23 +11679,16 @@
 </ct:contentTypeSchema>
 </file>
 
-<file path=customXml/itemProps1.xml><?xml version="1.0" encoding="utf-8"?>
-<ds:datastoreItem xmlns:ds="http://schemas.openxmlformats.org/officeDocument/2006/customXml" ds:itemID="{65184934-9713-4DD6-83A4-AC9BA3108F23}">
-  <ds:schemaRefs>
-    <ds:schemaRef ds:uri="http://schemas.openxmlformats.org/officeDocument/2006/bibliography"/>
-  </ds:schemaRefs>
-</ds:datastoreItem>
+<file path=customXml/item4.xml><?xml version="1.0" encoding="utf-8"?>
+<?mso-contentType ?>
+<FormTemplates xmlns="http://schemas.microsoft.com/sharepoint/v3/contenttype/forms">
+  <Display>DocumentLibraryForm</Display>
+  <Edit>DocumentLibraryForm</Edit>
+  <New>DocumentLibraryForm</New>
+</FormTemplates>
 </file>
 
-<file path=customXml/itemProps2.xml><?xml version="1.0" encoding="utf-8"?>
-<ds:datastoreItem xmlns:ds="http://schemas.openxmlformats.org/officeDocument/2006/customXml" ds:itemID="{862CDAAF-5102-40AE-89AF-7A4B0E1FA850}">
-  <ds:schemaRefs>
-    <ds:schemaRef ds:uri="http://schemas.microsoft.com/sharepoint/v3/contenttype/forms"/>
-  </ds:schemaRefs>
-</ds:datastoreItem>
-</file>
-
-<file path=customXml/itemProps3.xml><?xml version="1.0" encoding="utf-8"?>
+<file path=customXml/itemProps1.xml><?xml version="1.0" encoding="utf-8"?>
 <ds:datastoreItem xmlns:ds="http://schemas.openxmlformats.org/officeDocument/2006/customXml" ds:itemID="{7A3298A8-B9B5-45F0-AC0D-7F1CEB72E900}">
   <ds:schemaRefs>
     <ds:schemaRef ds:uri="http://schemas.microsoft.com/office/2006/metadata/properties"/>
@@ -11746,7 +11698,15 @@
 </ds:datastoreItem>
 </file>
 
-<file path=customXml/itemProps4.xml><?xml version="1.0" encoding="utf-8"?>
+<file path=customXml/itemProps2.xml><?xml version="1.0" encoding="utf-8"?>
+<ds:datastoreItem xmlns:ds="http://schemas.openxmlformats.org/officeDocument/2006/customXml" ds:itemID="{65184934-9713-4DD6-83A4-AC9BA3108F23}">
+  <ds:schemaRefs>
+    <ds:schemaRef ds:uri="http://schemas.openxmlformats.org/officeDocument/2006/bibliography"/>
+  </ds:schemaRefs>
+</ds:datastoreItem>
+</file>
+
+<file path=customXml/itemProps3.xml><?xml version="1.0" encoding="utf-8"?>
 <ds:datastoreItem xmlns:ds="http://schemas.openxmlformats.org/officeDocument/2006/customXml" ds:itemID="{B0DE28AC-91CB-432D-AB3E-06ECD06677AE}">
   <ds:schemaRefs>
     <ds:schemaRef ds:uri="http://schemas.microsoft.com/office/2006/metadata/contentType"/>
@@ -11763,4 +11723,12 @@
     <ds:schemaRef ds:uri="http://schemas.microsoft.com/internal/obd"/>
   </ds:schemaRefs>
 </ds:datastoreItem>
+</file>
+
+<file path=customXml/itemProps4.xml><?xml version="1.0" encoding="utf-8"?>
+<ds:datastoreItem xmlns:ds="http://schemas.openxmlformats.org/officeDocument/2006/customXml" ds:itemID="{862CDAAF-5102-40AE-89AF-7A4B0E1FA850}">
+  <ds:schemaRefs>
+    <ds:schemaRef ds:uri="http://schemas.microsoft.com/sharepoint/v3/contenttype/forms"/>
+  </ds:schemaRefs>
+</ds:datastoreItem>
 </file>